--- a/resources/templates/11审计实施方案.docx
+++ b/resources/templates/11审计实施方案.docx
@@ -165,6 +165,13 @@
       <w:pPr>
         <w:jc w:val="both"/>
       </w:pPr>
+      <w:r>
+        <w:rPr>
+          <w:rFonts w:ascii="Times New Roman" w:hAnsi="Times New Roman" w:cs="Times New Roman"/>
+          <w:sz w:val="24"/>
+        </w:rPr>
+        <w:t xml:space="preserve">{auditScope}</w:t>
+      </w:r>
     </w:p>
     <w:p>
       <w:pPr>
@@ -228,6 +235,13 @@
         <w:ind w:left="1560"/>
         <w:jc w:val="both"/>
       </w:pPr>
+      <w:r>
+        <w:rPr>
+          <w:rFonts w:ascii="Times New Roman" w:hAnsi="Times New Roman" w:cs="Times New Roman"/>
+          <w:sz w:val="24"/>
+        </w:rPr>
+        <w:t xml:space="preserve">时间安排：{schedule}</w:t>
+      </w:r>
     </w:p>
     <w:p>
       <w:pPr>
